--- a/docs/formatted_documents/docx/README.docx
+++ b/docs/formatted_documents/docx/README.docx
@@ -37,13 +37,13 @@
     <w:p/>
     <w:p>
       <w:r>
-        <w:t>For a 28-slide presentation deck for demonstrations, see docs/DyslexiaDetectionSystemDemoDeck.pptx (/d:/Project/DyslexiaDetectionSystem/docs/DyslexiaDetectionSystemDemoDeck.pptx).</w:t>
+        <w:t>For the formatted PDF/DOCX export set, see docs/formatteddocuments/index.pdf (/d:/Project/DyslexiaDetectionSystem/docs/formatteddocuments/index.pdf) and docs/formatteddocuments/index.docx (/d:/Project/DyslexiaDetectionSystem/docs/formatteddocuments/index.docx).</w:t>
       </w:r>
     </w:p>
     <w:p/>
     <w:p>
       <w:r>
-        <w:t>The codebase supports handwriting images, reading audio features, multilingual text samples, reading-behavior indicators, explainability hooks, and lightweight deployment through a local Streamlit dashboard.</w:t>
+        <w:t>The deployed feature set focuses on reading audio features, multilingual text samples, reading-behavior indicators, eye-tracking, explainability hooks, and lightweight deployment through a local Streamlit dashboard. Handwriting-related workflows are retained only in archived research notes and are not part of the deployed feature set.</w:t>
       </w:r>
     </w:p>
     <w:p/>
@@ -335,7 +335,7 @@
           </w:tcPr>
           <w:p>
             <w:r>
-              <w:t>Handwriting, audio, text, behavior, eye-tracking, biomarker CSVs</w:t>
+              <w:t>Audio, text, behavior, eye-tracking, biomarker CSVs</w:t>
             </w:r>
           </w:p>
         </w:tc>
@@ -644,7 +644,7 @@
     <w:p/>
     <w:p>
       <w:r>
-        <w:t>Legacy baselines such as InitialCNNModel, InitialLSTMModel, and InitialCNNLSTMModel remain in the codebase for experimentation and historical comparison, but they are no longer the primary ranked set in the docs or dashboard.</w:t>
+        <w:t>Legacy baselines such as InitialCNNModel, InitialLSTMModel, and InitialCNNLSTMModel remain in the codebase for experimentation and historical comparison, but they are no longer part of the active three-model comparison set.</w:t>
       </w:r>
     </w:p>
     <w:p/>
@@ -803,7 +803,7 @@
           </w:tcPr>
           <w:p>
             <w:r>
-              <w:t>Patch-based handwriting branch</w:t>
+              <w:t>Patch-based visual branch</w:t>
             </w:r>
           </w:p>
         </w:tc>
@@ -813,7 +813,7 @@
           </w:tcPr>
           <w:p>
             <w:r>
-              <w:t>Better image structure modeling</w:t>
+              <w:t>Better spatial structure modeling</w:t>
             </w:r>
           </w:p>
         </w:tc>
@@ -1751,15 +1751,6 @@
         <w:ind w:left="0"/>
       </w:pPr>
       <w:r>
-        <w:t>Handwriting image preprocessing and augmentation</w:t>
-      </w:r>
-    </w:p>
-    <w:p>
-      <w:pPr>
-        <w:pStyle w:val="ListBullet"/>
-        <w:ind w:left="0"/>
-      </w:pPr>
-      <w:r>
         <w:t>Reading-audio log-spectrogram extraction</w:t>
       </w:r>
     </w:p>
@@ -1787,16 +1778,7 @@
         <w:ind w:left="0"/>
       </w:pPr>
       <w:r>
-        <w:t>Multimodal PyTorch model for dyslexia-risk screening</w:t>
-      </w:r>
-    </w:p>
-    <w:p>
-      <w:pPr>
-        <w:pStyle w:val="ListBullet"/>
-        <w:ind w:left="0"/>
-      </w:pPr>
-      <w:r>
-        <w:t>Grad-CAM utility for handwriting explainability</w:t>
+        <w:t>Multimodal PyTorch model for learning-disorder screening</w:t>
       </w:r>
     </w:p>
     <w:p>
@@ -1841,7 +1823,7 @@
         <w:ind w:left="0"/>
       </w:pPr>
       <w:r>
-        <w:t>Digital biomarker discovery for handwriting, speech, and reading behavior signals</w:t>
+        <w:t>Digital biomarker discovery for speech, reading behavior, and eye-tracking signals</w:t>
       </w:r>
     </w:p>
     <w:p>
@@ -1869,6 +1851,12 @@
       </w:pPr>
       <w:r>
         <w:t>Offline-friendly Streamlit visualization dashboard</w:t>
+      </w:r>
+    </w:p>
+    <w:p/>
+    <w:p>
+      <w:r>
+        <w:t>Archived handwriting-specific collection and augmentation notes remain in the docs for research reference only.</w:t>
       </w:r>
     </w:p>
     <w:p/>
@@ -1999,7 +1987,7 @@
         <w:ind w:left="0"/>
       </w:pPr>
       <w:r>
-        <w:t>handwriting_path</w:t>
+        <w:t>handwriting_path (archived research column; not used by the deployed feature set)</w:t>
       </w:r>
     </w:p>
     <w:p>
@@ -2123,13 +2111,13 @@
     <w:p/>
     <w:p>
       <w:r>
-        <w:t>This creates folders for raw handwriting, raw audio, augmented files, split manifests, and a collection protocol document.</w:t>
+        <w:t>This creates folders for archived handwriting assets, raw audio, augmented files, split manifests, and a collection protocol document.</w:t>
       </w:r>
     </w:p>
     <w:p/>
     <w:p>
       <w:r>
-        <w:t>Gather one handwriting/text/audio sample from the command line:</w:t>
+        <w:t>Gather one archived handwriting/text/audio sample from the command line:</w:t>
       </w:r>
     </w:p>
     <w:p/>
@@ -2144,7 +2132,7 @@
     <w:p/>
     <w:p>
       <w:r>
-        <w:t>You can also use the dashboard's Sample Collection tab to upload handwriting and audio files, choose the sample language, enter text and reading observations, and append the row directly into data/collection/manifest.csv.</w:t>
+        <w:t>You can also use the dashboard's Sample Collection tab to upload archived handwriting and audio files, choose the sample language, enter text and reading observations, and append the row directly into data/collection/manifest.csv.</w:t>
       </w:r>
     </w:p>
     <w:p/>
@@ -2232,7 +2220,7 @@
         <w:ind w:left="0"/>
       </w:pPr>
       <w:r>
-        <w:t>normalizes handwriting images to fixed grayscale canvas size</w:t>
+        <w:t>normalizes archived handwriting images to fixed grayscale canvas size</w:t>
       </w:r>
     </w:p>
     <w:p>
@@ -2250,7 +2238,7 @@
         <w:ind w:left="0"/>
       </w:pPr>
       <w:r>
-        <w:t>creates handwriting and audio augmentations</w:t>
+        <w:t>creates archived handwriting and audio augmentations</w:t>
       </w:r>
     </w:p>
     <w:p>
@@ -2289,7 +2277,7 @@
     <w:p/>
     <w:p>
       <w:r>
-        <w:t>Create handwriting augmentation:</w:t>
+        <w:t>Archived handwriting augmentation workflow:</w:t>
       </w:r>
     </w:p>
     <w:p/>
@@ -2440,7 +2428,7 @@
     <w:p/>
     <w:p>
       <w:r>
-        <w:t>Train the initial CNN/LSTM baseline:</w:t>
+        <w:t>Archived legacy training commands:</w:t>
       </w:r>
     </w:p>
     <w:p/>
@@ -2455,7 +2443,7 @@
     <w:p/>
     <w:p>
       <w:r>
-        <w:t>Train all initial baselines, CNN-only, LSTM-only, and CNN/LSTM:</w:t>
+        <w:t>Train the current 3-model comparison set:</w:t>
       </w:r>
     </w:p>
     <w:p/>
@@ -2464,28 +2452,17 @@
         <w:rPr>
           <w:rFonts w:ascii="Consolas" w:hAnsi="Consolas" w:eastAsia="Consolas"/>
         </w:rPr>
-        <w:t>python scripts/train_initial_models.py --manifest data/demo/audio_augmented_manifest.csv --epochs 5 --batch-size 8</w:t>
+        <w:t>python scripts/train_advanced_models.py --manifest data/demo/audio_augmented_manifest.csv --epochs 3 --batch-size 8 --model multimodal_attention</w:t>
+        <w:br/>
+        <w:t>python scripts/train_advanced_models.py --manifest data/demo/audio_augmented_manifest.csv --epochs 3 --batch-size 8 --model transformer</w:t>
+        <w:br/>
+        <w:t>python scripts/train_advanced_models.py --manifest data/demo/audio_augmented_manifest.csv --epochs 3 --batch-size 8 --model vit</w:t>
       </w:r>
     </w:p>
     <w:p/>
     <w:p>
       <w:r>
-        <w:t>Train Transformer, ViT, and ViT+Transformer multimodal models:</w:t>
-      </w:r>
-    </w:p>
-    <w:p/>
-    <w:p>
-      <w:r>
-        <w:rPr>
-          <w:rFonts w:ascii="Consolas" w:hAnsi="Consolas" w:eastAsia="Consolas"/>
-        </w:rPr>
-        <w:t>python scripts/train_advanced_models.py --manifest data/demo/audio_augmented_manifest.csv --epochs 3 --batch-size 8</w:t>
-      </w:r>
-    </w:p>
-    <w:p/>
-    <w:p>
-      <w:r>
-        <w:t>Train every supported model family in one pass:</w:t>
+        <w:t>Train every supported model family, including archived baselines:</w:t>
       </w:r>
     </w:p>
     <w:p/>
@@ -2557,7 +2534,7 @@
         <w:rPr>
           <w:rFonts w:ascii="Consolas" w:hAnsi="Consolas" w:eastAsia="Consolas"/>
         </w:rPr>
-        <w:t>python scripts/select_model_via_cv_and_holdout.py --manifest data/demo/audio_augmented_manifest.csv --task binary --text-language multilingual --models cnn_lstm transformer vit_transformer multimodal_attention --folds 5 --repeats 3 --epochs 10 --save-fold-checkpoints --save-splits --best-alias-path checkpoints/best_model.pt</w:t>
+        <w:t>python scripts/select_model_via_cv_and_holdout.py --manifest data/demo/audio_augmented_manifest.csv --task binary --text-language multilingual --models multimodal_attention transformer vit --folds 5 --repeats 3 --epochs 10 --save-fold-checkpoints --save-splits --best-alias-path checkpoints/best_model.pt</w:t>
       </w:r>
     </w:p>
     <w:p/>
@@ -2600,21 +2577,6 @@
           <w:rFonts w:ascii="Consolas" w:hAnsi="Consolas" w:eastAsia="Consolas"/>
         </w:rPr>
         <w:t>python scripts/run_strict_benchmark.py</w:t>
-      </w:r>
-    </w:p>
-    <w:p/>
-    <w:p>
-      <w:r>
-        <w:t>Train attention-based multimodal fusion:</w:t>
-      </w:r>
-    </w:p>
-    <w:p/>
-    <w:p>
-      <w:r>
-        <w:rPr>
-          <w:rFonts w:ascii="Consolas" w:hAnsi="Consolas" w:eastAsia="Consolas"/>
-        </w:rPr>
-        <w:t>python -m src.dyslexia_detection.train --manifest data/demo/audio_augmented_manifest.csv --model multimodal_attention --epochs 5 --text-language multilingual --checkpoint-dir checkpoints/multimodal_attention</w:t>
       </w:r>
     </w:p>
     <w:p/>
@@ -2695,7 +2657,7 @@
     <w:p/>
     <w:p>
       <w:r>
-        <w:t>This transfers shared handwriting/audio/behavior/classifier knowledge from an English checkpoint, then fine-tunes on Bengali data with optional feature-level distillation for low-resource settings.</w:t>
+        <w:t>This transfers shared multimodal/classifier knowledge from an English checkpoint, then fine-tunes on Bengali data with optional feature-level distillation for low-resource settings.</w:t>
       </w:r>
     </w:p>
     <w:p/>
@@ -2787,7 +2749,7 @@
         <w:rPr>
           <w:rFonts w:ascii="Consolas" w:hAnsi="Consolas" w:eastAsia="Consolas"/>
         </w:rPr>
-        <w:t>python -m src.dyslexia_detection.train --manifest data/demo/audio_augmented_manifest.csv --model cnn_lstm --epochs 5 --batch-size 8 --checkpoint-dir checkpoints/cnn_lstm</w:t>
+        <w:t>python -m src.dyslexia_detection.train --manifest data/demo/audio_augmented_manifest.csv --model multimodal_attention --epochs 5 --batch-size 8 --checkpoint-dir checkpoints/multimodal_attention</w:t>
       </w:r>
     </w:p>
     <w:p/>
@@ -2923,7 +2885,7 @@
         <w:ind w:left="0"/>
       </w:pPr>
       <w:r>
-        <w:t>Input Layer: manifest rows, handwriting image paths, reading-audio paths, multilingual text, error counts, and reading-behavior values</w:t>
+        <w:t>Input Layer: manifest rows, archived handwriting references where present, reading-audio paths, multilingual text, error counts, and reading-behavior values</w:t>
       </w:r>
     </w:p>
     <w:p>
@@ -2941,7 +2903,7 @@
         <w:ind w:left="0"/>
       </w:pPr>
       <w:r>
-        <w:t>Feature Extraction Layer: CNN handwriting encoder, audio temporal encoder, behavior encoder, error features</w:t>
+        <w:t>Feature Extraction Layer: audio temporal encoder, behavior encoder, error features, and the active visual branch where enabled</w:t>
       </w:r>
     </w:p>
     <w:p>
@@ -2968,7 +2930,7 @@
         <w:ind w:left="0"/>
       </w:pPr>
       <w:r>
-        <w:t>Explainability Module: Grad-CAM handwriting attention overlay</w:t>
+        <w:t>Explainability Module: image-attention overlays for the active visual branch</w:t>
       </w:r>
     </w:p>
     <w:p>
@@ -2978,6 +2940,12 @@
       </w:pPr>
       <w:r>
         <w:t>Deployment Layer: TorchScript and quantized TorchScript export</w:t>
+      </w:r>
+    </w:p>
+    <w:p/>
+    <w:p>
+      <w:r>
+        <w:t>The active deployed summary now excludes handwriting-specific inputs and legacy CNN/LSTM baselines; those are retained only in archived research notes.</w:t>
       </w:r>
     </w:p>
     <w:p/>
@@ -3124,7 +3092,7 @@
         <w:rPr>
           <w:rFonts w:ascii="Consolas" w:hAnsi="Consolas" w:eastAsia="Consolas"/>
         </w:rPr>
-        <w:t>python scripts/run_lightweight_inference.py --model exports/deployment/pruned_30_quantized.pt --handwriting data/demo/handwriting/S001.png --audio data/demo/audio/S001.wav --text "ami bangla pori" --sample-language Bengali --model-text-language bengali</w:t>
+        <w:t>python scripts/run_lightweight_inference.py --model exports/deployment/pruned_30_quantized.pt --audio data/demo/audio/S001.wav --text "ami bangla pori" --sample-language Bengali --model-text-language bengali</w:t>
       </w:r>
     </w:p>
     <w:p/>
@@ -3139,13 +3107,13 @@
         <w:rPr>
           <w:rFonts w:ascii="Consolas" w:hAnsi="Consolas" w:eastAsia="Consolas"/>
         </w:rPr>
-        <w:t>python scripts/predict_severity.py --checkpoint checkpoints/severity_vit_transformer/best_model.pt --handwriting data/demo/handwriting/S001.png --audio data/demo/audio/S001.wav --text "ami bangla pori" --sample-language Bengali --spelling-errors 2 --pronunciation-errors 1 --reading-time-seconds 30 --hesitation-count 3 --repetition-count 2 --omission-count 1</w:t>
+        <w:t>python scripts/predict_severity.py --checkpoint checkpoints/severity_vit_transformer/best_model.pt --audio data/demo/audio/S001.wav --text "ami bangla pori" --sample-language Bengali --spelling-errors 2 --pronunciation-errors 1 --reading-time-seconds 30 --hesitation-count 3 --repetition-count 2 --omission-count 1</w:t>
       </w:r>
     </w:p>
     <w:p/>
     <w:p>
       <w:r>
-        <w:t>Inspect modality importance (handwriting/speech/text/reading behavior):</w:t>
+        <w:t>Inspect modality importance (audio/text/reading behavior and any active visual branch):</w:t>
       </w:r>
     </w:p>
     <w:p/>
@@ -3154,7 +3122,7 @@
         <w:rPr>
           <w:rFonts w:ascii="Consolas" w:hAnsi="Consolas" w:eastAsia="Consolas"/>
         </w:rPr>
-        <w:t>python scripts/predict_modality_attention.py --checkpoint checkpoints/multimodal_attention/best_model.pt --handwriting data/demo/handwriting/S001.png --audio data/demo/audio/S001.wav --text "ami bangla pori" --sample-language Bengali --spelling-errors 2 --pronunciation-errors 1 --reading-time-seconds 30 --hesitation-count 3 --repetition-count 2 --omission-count 1</w:t>
+        <w:t>python scripts/predict_modality_attention.py --checkpoint checkpoints/multimodal_attention/best_model.pt --audio data/demo/audio/S001.wav --text "ami bangla pori" --sample-language Bengali --spelling-errors 2 --pronunciation-errors 1 --reading-time-seconds 30 --hesitation-count 3 --repetition-count 2 --omission-count 1</w:t>
       </w:r>
     </w:p>
     <w:p/>
@@ -3180,7 +3148,7 @@
         <w:ind w:left="0"/>
       </w:pPr>
       <w:r>
-        <w:t>CNN Grad-CAM handwriting overlays for CNN-based handwriting encoders</w:t>
+        <w:t>CNN Grad-CAM overlays for archived image-based encoders</w:t>
       </w:r>
     </w:p>
     <w:p>
@@ -3189,7 +3157,7 @@
         <w:ind w:left="0"/>
       </w:pPr>
       <w:r>
-        <w:t>ViT patch-attention handwriting overlays for ViT checkpoints</w:t>
+        <w:t>ViT patch-attention overlays for ViT checkpoints</w:t>
       </w:r>
     </w:p>
     <w:p>
@@ -3235,7 +3203,7 @@
     <w:p/>
     <w:p>
       <w:r>
-        <w:t>The dashboard's Guided Practice tab provides Bengali, English, and mixed-language reading prompts, handwriting prompts, fluency tracking, speech-therapy prompts, and adaptive support messages.</w:t>
+        <w:t>The dashboard's Guided Practice tab provides Bengali, English, and mixed-language reading prompts, fluency tracking, speech-therapy prompts, and adaptive support messages.</w:t>
       </w:r>
     </w:p>
     <w:p/>
